--- a/assets/Lakshmi_Chekkapalli_Resume.docx
+++ b/assets/Lakshmi_Chekkapalli_Resume.docx
@@ -484,58 +484,58 @@
           <w:sz w:val="20"/>
           <w:szCs w:val="20"/>
         </w:rPr>
-        <w:t xml:space="preserve">Batch ETL Pipeline (AWS/GCP) — Building an automated pipeline to ingest, transform, and load public dataset(s) into a cloud data warehouse, orchestrated with Airflow. [GitHub link to be added]</w:t>
-      </w:r>
-    </w:p>
-    <w:p>
-      <w:pPr>
-        <w:pStyle w:val="ListParagraph"/>
-        <w:numPr>
-          <w:ilvl w:val="0"/>
-          <w:numId w:val="1"/>
-        </w:numPr>
-        <w:spacing w:after="40"/>
-      </w:pPr>
-      <w:r>
-        <w:rPr>
-          <w:sz w:val="20"/>
-          <w:szCs w:val="20"/>
-        </w:rPr>
-        <w:t xml:space="preserve">Data Transformation with dbt — Building modular, tested transformation models on a cloud data warehouse to improve data reliability and documentation. [GitHub link to be added]</w:t>
-      </w:r>
-    </w:p>
-    <w:p>
-      <w:pPr>
-        <w:pStyle w:val="ListParagraph"/>
-        <w:numPr>
-          <w:ilvl w:val="0"/>
-          <w:numId w:val="1"/>
-        </w:numPr>
-        <w:spacing w:after="40"/>
-      </w:pPr>
-      <w:r>
-        <w:rPr>
-          <w:sz w:val="20"/>
-          <w:szCs w:val="20"/>
-        </w:rPr>
-        <w:t xml:space="preserve">Real-Time Streaming Pipeline — Building a streaming pipeline processing simulated event data using Kafka/Kinesis and Spark Structured Streaming. [GitHub link to be added]</w:t>
-      </w:r>
-    </w:p>
-    <w:p>
-      <w:pPr>
-        <w:pStyle w:val="ListParagraph"/>
-        <w:numPr>
-          <w:ilvl w:val="0"/>
-          <w:numId w:val="1"/>
-        </w:numPr>
-        <w:spacing w:after="40"/>
-      </w:pPr>
-      <w:r>
-        <w:rPr>
-          <w:sz w:val="20"/>
-          <w:szCs w:val="20"/>
-        </w:rPr>
-        <w:t xml:space="preserve">ML Feature Pipeline — Building a feature engineering pipeline feeding a predictive model, automating the flow from raw data to model-ready features. [GitHub link to be added]</w:t>
+        <w:t xml:space="preserve">Batch ETL Pipeline (AWS/GCP) — Building an automated pipeline to ingest, transform, and load public dataset(s) into a cloud data warehouse, orchestrated with Airflow. github.com/lakshmichekkapalli/batch-etl-pipeline</w:t>
+      </w:r>
+    </w:p>
+    <w:p>
+      <w:pPr>
+        <w:pStyle w:val="ListParagraph"/>
+        <w:numPr>
+          <w:ilvl w:val="0"/>
+          <w:numId w:val="1"/>
+        </w:numPr>
+        <w:spacing w:after="40"/>
+      </w:pPr>
+      <w:r>
+        <w:rPr>
+          <w:sz w:val="20"/>
+          <w:szCs w:val="20"/>
+        </w:rPr>
+        <w:t xml:space="preserve">Data Transformation with dbt — Building modular, tested transformation models on a cloud data warehouse to improve data reliability and documentation. github.com/lakshmichekkapalli/dbt-taxi-transformation</w:t>
+      </w:r>
+    </w:p>
+    <w:p>
+      <w:pPr>
+        <w:pStyle w:val="ListParagraph"/>
+        <w:numPr>
+          <w:ilvl w:val="0"/>
+          <w:numId w:val="1"/>
+        </w:numPr>
+        <w:spacing w:after="40"/>
+      </w:pPr>
+      <w:r>
+        <w:rPr>
+          <w:sz w:val="20"/>
+          <w:szCs w:val="20"/>
+        </w:rPr>
+        <w:t xml:space="preserve">Real-Time Streaming Pipeline — Building a streaming pipeline processing simulated event data using Kafka/Kinesis and Spark Structured Streaming. github.com/lakshmichekkapalli/streaming-pipeline</w:t>
+      </w:r>
+    </w:p>
+    <w:p>
+      <w:pPr>
+        <w:pStyle w:val="ListParagraph"/>
+        <w:numPr>
+          <w:ilvl w:val="0"/>
+          <w:numId w:val="1"/>
+        </w:numPr>
+        <w:spacing w:after="40"/>
+      </w:pPr>
+      <w:r>
+        <w:rPr>
+          <w:sz w:val="20"/>
+          <w:szCs w:val="20"/>
+        </w:rPr>
+        <w:t xml:space="preserve">ML Feature Pipeline — Building a feature engineering pipeline feeding a predictive model, automating the flow from raw data to model-ready features. github.com/lakshmichekkapalli/ml-de-crossover</w:t>
       </w:r>
     </w:p>
     <w:p>

--- a/assets/Lakshmi_Chekkapalli_Resume.docx
+++ b/assets/Lakshmi_Chekkapalli_Resume.docx
@@ -467,75 +467,75 @@
           <w:sz w:val="20"/>
           <w:szCs w:val="20"/>
         </w:rPr>
-        <w:t xml:space="preserve">PROJECTS (IN PROGRESS)</w:t>
-      </w:r>
-    </w:p>
-    <w:p>
-      <w:pPr>
-        <w:pStyle w:val="ListParagraph"/>
-        <w:numPr>
-          <w:ilvl w:val="0"/>
-          <w:numId w:val="1"/>
-        </w:numPr>
-        <w:spacing w:after="40"/>
-      </w:pPr>
-      <w:r>
-        <w:rPr>
-          <w:sz w:val="20"/>
-          <w:szCs w:val="20"/>
-        </w:rPr>
-        <w:t xml:space="preserve">Batch ETL Pipeline (AWS/GCP) — Building an automated pipeline to ingest, transform, and load public dataset(s) into a cloud data warehouse, orchestrated with Airflow. github.com/lakshmichekkapalli/batch-etl-pipeline</w:t>
-      </w:r>
-    </w:p>
-    <w:p>
-      <w:pPr>
-        <w:pStyle w:val="ListParagraph"/>
-        <w:numPr>
-          <w:ilvl w:val="0"/>
-          <w:numId w:val="1"/>
-        </w:numPr>
-        <w:spacing w:after="40"/>
-      </w:pPr>
-      <w:r>
-        <w:rPr>
-          <w:sz w:val="20"/>
-          <w:szCs w:val="20"/>
-        </w:rPr>
-        <w:t xml:space="preserve">Data Transformation with dbt — Building modular, tested transformation models on a cloud data warehouse to improve data reliability and documentation. github.com/lakshmichekkapalli/dbt-taxi-transformation</w:t>
-      </w:r>
-    </w:p>
-    <w:p>
-      <w:pPr>
-        <w:pStyle w:val="ListParagraph"/>
-        <w:numPr>
-          <w:ilvl w:val="0"/>
-          <w:numId w:val="1"/>
-        </w:numPr>
-        <w:spacing w:after="40"/>
-      </w:pPr>
-      <w:r>
-        <w:rPr>
-          <w:sz w:val="20"/>
-          <w:szCs w:val="20"/>
-        </w:rPr>
-        <w:t xml:space="preserve">Real-Time Streaming Pipeline — Building a streaming pipeline processing simulated event data using Kafka/Kinesis and Spark Structured Streaming. github.com/lakshmichekkapalli/streaming-pipeline</w:t>
-      </w:r>
-    </w:p>
-    <w:p>
-      <w:pPr>
-        <w:pStyle w:val="ListParagraph"/>
-        <w:numPr>
-          <w:ilvl w:val="0"/>
-          <w:numId w:val="1"/>
-        </w:numPr>
-        <w:spacing w:after="40"/>
-      </w:pPr>
-      <w:r>
-        <w:rPr>
-          <w:sz w:val="20"/>
-          <w:szCs w:val="20"/>
-        </w:rPr>
-        <w:t xml:space="preserve">ML Feature Pipeline — Building a feature engineering pipeline feeding a predictive model, automating the flow from raw data to model-ready features. github.com/lakshmichekkapalli/ml-de-crossover</w:t>
+        <w:t xml:space="preserve">PROJECTS</w:t>
+      </w:r>
+    </w:p>
+    <w:p>
+      <w:pPr>
+        <w:pStyle w:val="ListParagraph"/>
+        <w:numPr>
+          <w:ilvl w:val="0"/>
+          <w:numId w:val="1"/>
+        </w:numPr>
+        <w:spacing w:after="40"/>
+      </w:pPr>
+      <w:r>
+        <w:rPr>
+          <w:sz w:val="20"/>
+          <w:szCs w:val="20"/>
+        </w:rPr>
+        <w:t xml:space="preserve">Batch ETL Pipeline (AWS/GCP) — Built an automated pipeline to ingest, transform, and load public dataset(s) into a cloud data warehouse, orchestrated with Airflow. github.com/lakshmichekkapalli/batch-etl-pipeline</w:t>
+      </w:r>
+    </w:p>
+    <w:p>
+      <w:pPr>
+        <w:pStyle w:val="ListParagraph"/>
+        <w:numPr>
+          <w:ilvl w:val="0"/>
+          <w:numId w:val="1"/>
+        </w:numPr>
+        <w:spacing w:after="40"/>
+      </w:pPr>
+      <w:r>
+        <w:rPr>
+          <w:sz w:val="20"/>
+          <w:szCs w:val="20"/>
+        </w:rPr>
+        <w:t xml:space="preserve">Data Transformation with dbt — Built modular, tested transformation models on a cloud data warehouse to improve data reliability and documentation. github.com/lakshmichekkapalli/dbt-taxi-transformation</w:t>
+      </w:r>
+    </w:p>
+    <w:p>
+      <w:pPr>
+        <w:pStyle w:val="ListParagraph"/>
+        <w:numPr>
+          <w:ilvl w:val="0"/>
+          <w:numId w:val="1"/>
+        </w:numPr>
+        <w:spacing w:after="40"/>
+      </w:pPr>
+      <w:r>
+        <w:rPr>
+          <w:sz w:val="20"/>
+          <w:szCs w:val="20"/>
+        </w:rPr>
+        <w:t xml:space="preserve">Real-Time Streaming Pipeline — Built a streaming pipeline processing simulated event data using Kafka/Kinesis and Spark Structured Streaming. github.com/lakshmichekkapalli/streaming-pipeline</w:t>
+      </w:r>
+    </w:p>
+    <w:p>
+      <w:pPr>
+        <w:pStyle w:val="ListParagraph"/>
+        <w:numPr>
+          <w:ilvl w:val="0"/>
+          <w:numId w:val="1"/>
+        </w:numPr>
+        <w:spacing w:after="40"/>
+      </w:pPr>
+      <w:r>
+        <w:rPr>
+          <w:sz w:val="20"/>
+          <w:szCs w:val="20"/>
+        </w:rPr>
+        <w:t xml:space="preserve">ML Feature Pipeline — Built a feature engineering pipeline feeding a predictive model, automating the flow from raw data to model-ready features. github.com/lakshmichekkapalli/ml-de-crossover</w:t>
       </w:r>
     </w:p>
     <w:p>
